--- a/A.4.1C.docx
+++ b/A.4.1C.docx
@@ -115,19 +115,19 @@
         <w:tblLook w:val="0000" w:firstRow="0" w:lastRow="0" w:firstColumn="0" w:lastColumn="0" w:noHBand="0" w:noVBand="0"/>
       </w:tblPr>
       <w:tblGrid>
-        <w:gridCol w:w="572"/>
-        <w:gridCol w:w="572"/>
-        <w:gridCol w:w="572"/>
-        <w:gridCol w:w="572"/>
-        <w:gridCol w:w="572"/>
-        <w:gridCol w:w="791"/>
-        <w:gridCol w:w="791"/>
-        <w:gridCol w:w="766"/>
-        <w:gridCol w:w="779"/>
-        <w:gridCol w:w="791"/>
-        <w:gridCol w:w="791"/>
-        <w:gridCol w:w="754"/>
-        <w:gridCol w:w="741"/>
+        <w:gridCol w:w="541"/>
+        <w:gridCol w:w="541"/>
+        <w:gridCol w:w="542"/>
+        <w:gridCol w:w="542"/>
+        <w:gridCol w:w="542"/>
+        <w:gridCol w:w="738"/>
+        <w:gridCol w:w="738"/>
+        <w:gridCol w:w="714"/>
+        <w:gridCol w:w="726"/>
+        <w:gridCol w:w="1310"/>
+        <w:gridCol w:w="738"/>
+        <w:gridCol w:w="702"/>
+        <w:gridCol w:w="690"/>
       </w:tblGrid>
       <w:tr>
         <w:trPr>
@@ -8927,20 +8927,26 @@
                 <w:rFonts w:ascii="Arial" w:hAnsi="Arial" w:cs="Arial"/>
               </w:rPr>
               <w:br/>
+            </w:r>
+            <w:proofErr w:type="spellStart"/>
+            <w:r>
+              <w:rPr>
+                <w:rFonts w:ascii="Arial" w:hAnsi="Arial" w:cs="Arial"/>
+              </w:rPr>
               <w:t>006E</w:t>
             </w:r>
-          </w:p>
-        </w:tc>
-        <w:tc>
-          <w:tcPr>
-            <w:tcW w:w="0" w:type="auto"/>
-            <w:tcBorders>
-              <w:top w:val="single" w:sz="12" w:space="0" w:color="000000"/>
-              <w:left w:val="single" w:sz="12" w:space="0" w:color="000000"/>
-              <w:bottom w:val="single" w:sz="12" w:space="0" w:color="000000"/>
-              <w:right w:val="single" w:sz="12" w:space="0" w:color="000000"/>
-            </w:tcBorders>
-            <w:shd w:val="clear" w:color="auto" w:fill="DDA0DD"/>
+            <w:proofErr w:type="spellEnd"/>
+          </w:p>
+        </w:tc>
+        <w:tc>
+          <w:tcPr>
+            <w:tcW w:w="0" w:type="auto"/>
+            <w:tcBorders>
+              <w:top w:val="single" w:sz="12" w:space="0" w:color="000000"/>
+              <w:left w:val="single" w:sz="12" w:space="0" w:color="000000"/>
+              <w:bottom w:val="single" w:sz="12" w:space="0" w:color="000000"/>
+              <w:right w:val="single" w:sz="12" w:space="0" w:color="000000"/>
+            </w:tcBorders>
             <w:vAlign w:val="center"/>
           </w:tcPr>
           <w:p>
@@ -8955,9 +8961,16 @@
             </w:pPr>
             <w:r>
               <w:rPr>
-                <w:rFonts w:ascii="Arial" w:hAnsi="Arial" w:cs="Arial"/>
-              </w:rPr>
-              <w:t> </w:t>
+                <w:rFonts w:ascii="Nirmala UI" w:hAnsi="Nirmala UI" w:cs="Nirmala UI"/>
+              </w:rPr>
+              <w:t>॰</w:t>
+            </w:r>
+            <w:r>
+              <w:rPr>
+                <w:rFonts w:ascii="Arial" w:hAnsi="Arial" w:cs="Arial"/>
+              </w:rPr>
+              <w:br/>
+              <w:t>0970</w:t>
             </w:r>
           </w:p>
         </w:tc>
@@ -9306,7 +9319,7 @@
               <w:bottom w:val="single" w:sz="12" w:space="0" w:color="000000"/>
               <w:right w:val="single" w:sz="12" w:space="0" w:color="000000"/>
             </w:tcBorders>
-            <w:shd w:val="clear" w:color="auto" w:fill="DDA0DD"/>
+            <w:shd w:val="clear" w:color="auto" w:fill="FFFACD"/>
             <w:vAlign w:val="center"/>
           </w:tcPr>
           <w:p>
@@ -9322,10 +9335,24 @@
             </w:pPr>
             <w:r>
               <w:rPr>
-                <w:rFonts w:ascii="Arial" w:hAnsi="Arial" w:cs="Arial"/>
-              </w:rPr>
-              <w:t> </w:t>
-            </w:r>
+                <w:rFonts w:ascii="Nirmala UI" w:hAnsi="Nirmala UI" w:cs="Nirmala UI"/>
+              </w:rPr>
+              <w:t>్‌</w:t>
+            </w:r>
+            <w:r>
+              <w:rPr>
+                <w:rFonts w:ascii="Arial" w:hAnsi="Arial" w:cs="Arial"/>
+              </w:rPr>
+              <w:br/>
+            </w:r>
+            <w:proofErr w:type="spellStart"/>
+            <w:r>
+              <w:rPr>
+                <w:rFonts w:ascii="Arial" w:hAnsi="Arial" w:cs="Arial"/>
+              </w:rPr>
+              <w:t>0C4D,200C</w:t>
+            </w:r>
+            <w:proofErr w:type="spellEnd"/>
           </w:p>
         </w:tc>
         <w:tc>
@@ -9471,8 +9498,13 @@
             <w:pPr>
               <w:pStyle w:val="TAL"/>
             </w:pPr>
-            <w:r>
-              <w:t>In the event that an MS receives a code where a symbol is not represented in the above table then the MS shall display the REPLACEMENT CHARACTER (</w:t>
+            <w:proofErr w:type="gramStart"/>
+            <w:r>
+              <w:t>In the event that</w:t>
+            </w:r>
+            <w:proofErr w:type="gramEnd"/>
+            <w:r>
+              <w:t xml:space="preserve"> an MS receives a code where a symbol is not represented in the above table then the MS shall display the REPLACEMENT CHARACTER (</w:t>
             </w:r>
             <w:proofErr w:type="spellStart"/>
             <w:r>
@@ -9512,11 +9544,24 @@
             </w:r>
             <w:proofErr w:type="spellStart"/>
             <w:r>
-              <w:t>SS2,CR</w:t>
+              <w:t>SS</w:t>
+            </w:r>
+            <w:proofErr w:type="gramStart"/>
+            <w:r>
+              <w:t>2,CR</w:t>
             </w:r>
             <w:proofErr w:type="spellEnd"/>
-            <w:r>
-              <w:t>&gt; is actually CSI (se next table), and that “CR” is not a filler, nor LF.</w:t>
+            <w:proofErr w:type="gramEnd"/>
+            <w:r>
+              <w:t xml:space="preserve">&gt; is </w:t>
+            </w:r>
+            <w:proofErr w:type="gramStart"/>
+            <w:r>
+              <w:t>actually CSI</w:t>
+            </w:r>
+            <w:proofErr w:type="gramEnd"/>
+            <w:r>
+              <w:t xml:space="preserve"> (se next table), and that “CR” is not a filler, nor LF.</w:t>
             </w:r>
           </w:p>
           <w:p>
@@ -11716,15 +11761,8 @@
                 <w:rFonts w:ascii="Arial" w:hAnsi="Arial" w:cs="Arial"/>
               </w:rPr>
               <w:br/>
-            </w:r>
-            <w:proofErr w:type="spellStart"/>
-            <w:r>
-              <w:rPr>
-                <w:rFonts w:ascii="Arial" w:hAnsi="Arial" w:cs="Arial"/>
-              </w:rPr>
               <w:t>26A0</w:t>
             </w:r>
-            <w:proofErr w:type="spellEnd"/>
           </w:p>
         </w:tc>
         <w:bookmarkStart w:id="52" w:name="_MCCTEMPBM_CRPT01490054___7"/>
@@ -12910,8 +12948,15 @@
                 <w:rFonts w:ascii="Arial" w:hAnsi="Arial" w:cs="Arial"/>
               </w:rPr>
               <w:br/>
+            </w:r>
+            <w:proofErr w:type="spellStart"/>
+            <w:r>
+              <w:rPr>
+                <w:rFonts w:ascii="Arial" w:hAnsi="Arial" w:cs="Arial"/>
+              </w:rPr>
               <w:t>00A5</w:t>
             </w:r>
+            <w:proofErr w:type="spellEnd"/>
           </w:p>
         </w:tc>
         <w:tc>
@@ -16458,8 +16503,15 @@
                 <w:rFonts w:ascii="Arial" w:hAnsi="Arial" w:cs="Arial"/>
               </w:rPr>
               <w:br/>
+            </w:r>
+            <w:proofErr w:type="spellStart"/>
+            <w:r>
+              <w:rPr>
+                <w:rFonts w:ascii="Arial" w:hAnsi="Arial" w:cs="Arial"/>
+              </w:rPr>
               <w:t>00F7</w:t>
             </w:r>
+            <w:proofErr w:type="spellEnd"/>
           </w:p>
         </w:tc>
         <w:tc>
@@ -17785,15 +17837,8 @@
                 <w:rFonts w:ascii="Arial" w:hAnsi="Arial" w:cs="Arial"/>
               </w:rPr>
               <w:br/>
-            </w:r>
-            <w:proofErr w:type="spellStart"/>
-            <w:r>
-              <w:rPr>
-                <w:rFonts w:ascii="Arial" w:hAnsi="Arial" w:cs="Arial"/>
-              </w:rPr>
               <w:t>007E</w:t>
             </w:r>
-            <w:proofErr w:type="spellEnd"/>
           </w:p>
         </w:tc>
         <w:tc>
@@ -18736,8 +18781,15 @@
                 <w:rFonts w:ascii="Arial" w:hAnsi="Arial" w:cs="Arial"/>
               </w:rPr>
               <w:br/>
+            </w:r>
+            <w:proofErr w:type="spellStart"/>
+            <w:r>
+              <w:rPr>
+                <w:rFonts w:ascii="Arial" w:hAnsi="Arial" w:cs="Arial"/>
+              </w:rPr>
               <w:t>00B7</w:t>
             </w:r>
+            <w:proofErr w:type="spellEnd"/>
           </w:p>
         </w:tc>
         <w:tc>
@@ -18902,8 +18954,13 @@
             <w:pPr>
               <w:pStyle w:val="TAL"/>
             </w:pPr>
-            <w:r>
-              <w:t>In the event that an MS receives a code where a symbol is not represented in the above table then the MS shall display the REPLACEMENT CHARACTER (</w:t>
+            <w:proofErr w:type="gramStart"/>
+            <w:r>
+              <w:t>In the event that</w:t>
+            </w:r>
+            <w:proofErr w:type="gramEnd"/>
+            <w:r>
+              <w:t xml:space="preserve"> an MS receives a code where a symbol is not represented in the above table then the MS shall display the REPLACEMENT CHARACTER (</w:t>
             </w:r>
             <w:proofErr w:type="spellStart"/>
             <w:r>
